--- a/HMM_State_Transition_Table.docx
+++ b/HMM_State_Transition_Table.docx
@@ -17,15 +17,14 @@
         <w:tblLook w:firstColumn="1" w:firstRow="1" w:lastColumn="0" w:lastRow="0" w:noHBand="0" w:noVBand="1" w:val="04A0"/>
       </w:tblPr>
       <w:tblGrid>
-        <w:gridCol w:w="2160"/>
-        <w:gridCol w:w="2160"/>
-        <w:gridCol w:w="2160"/>
-        <w:gridCol w:w="2160"/>
+        <w:gridCol w:w="2880"/>
+        <w:gridCol w:w="2880"/>
+        <w:gridCol w:w="2880"/>
       </w:tblGrid>
       <w:tr>
         <w:tc>
           <w:tcPr>
-            <w:tcW w:type="dxa" w:w="2160"/>
+            <w:tcW w:type="dxa" w:w="2880"/>
           </w:tcPr>
           <w:p>
             <w:r>
@@ -35,17 +34,7 @@
         </w:tc>
         <w:tc>
           <w:tcPr>
-            <w:tcW w:type="dxa" w:w="2160"/>
-          </w:tcPr>
-          <w:p>
-            <w:r>
-              <w:t>Condition</w:t>
-            </w:r>
-          </w:p>
-        </w:tc>
-        <w:tc>
-          <w:tcPr>
-            <w:tcW w:type="dxa" w:w="2160"/>
+            <w:tcW w:type="dxa" w:w="2880"/>
           </w:tcPr>
           <w:p>
             <w:r>
@@ -55,7 +44,7 @@
         </w:tc>
         <w:tc>
           <w:tcPr>
-            <w:tcW w:type="dxa" w:w="2160"/>
+            <w:tcW w:type="dxa" w:w="2880"/>
           </w:tcPr>
           <w:p>
             <w:r>
@@ -67,7 +56,7 @@
       <w:tr>
         <w:tc>
           <w:tcPr>
-            <w:tcW w:type="dxa" w:w="2160"/>
+            <w:tcW w:type="dxa" w:w="2880"/>
           </w:tcPr>
           <w:p>
             <w:r>
@@ -77,17 +66,7 @@
         </w:tc>
         <w:tc>
           <w:tcPr>
-            <w:tcW w:type="dxa" w:w="2160"/>
-          </w:tcPr>
-          <w:p>
-            <w:r>
-              <w:t>base = A</w:t>
-            </w:r>
-          </w:p>
-        </w:tc>
-        <w:tc>
-          <w:tcPr>
-            <w:tcW w:type="dxa" w:w="2160"/>
+            <w:tcW w:type="dxa" w:w="2880"/>
           </w:tcPr>
           <w:p>
             <w:r>
@@ -97,7 +76,7 @@
         </w:tc>
         <w:tc>
           <w:tcPr>
-            <w:tcW w:type="dxa" w:w="2160"/>
+            <w:tcW w:type="dxa" w:w="2880"/>
           </w:tcPr>
           <w:p>
             <w:r>
@@ -109,7 +88,7 @@
       <w:tr>
         <w:tc>
           <w:tcPr>
-            <w:tcW w:type="dxa" w:w="2160"/>
+            <w:tcW w:type="dxa" w:w="2880"/>
           </w:tcPr>
           <w:p>
             <w:r>
@@ -119,17 +98,7 @@
         </w:tc>
         <w:tc>
           <w:tcPr>
-            <w:tcW w:type="dxa" w:w="2160"/>
-          </w:tcPr>
-          <w:p>
-            <w:r>
-              <w:t>base != A</w:t>
-            </w:r>
-          </w:p>
-        </w:tc>
-        <w:tc>
-          <w:tcPr>
-            <w:tcW w:type="dxa" w:w="2160"/>
+            <w:tcW w:type="dxa" w:w="2880"/>
           </w:tcPr>
           <w:p>
             <w:r>
@@ -139,7 +108,7 @@
         </w:tc>
         <w:tc>
           <w:tcPr>
-            <w:tcW w:type="dxa" w:w="2160"/>
+            <w:tcW w:type="dxa" w:w="2880"/>
           </w:tcPr>
           <w:p>
             <w:r>
@@ -151,7 +120,7 @@
       <w:tr>
         <w:tc>
           <w:tcPr>
-            <w:tcW w:type="dxa" w:w="2160"/>
+            <w:tcW w:type="dxa" w:w="2880"/>
           </w:tcPr>
           <w:p>
             <w:r>
@@ -161,17 +130,7 @@
         </w:tc>
         <w:tc>
           <w:tcPr>
-            <w:tcW w:type="dxa" w:w="2160"/>
-          </w:tcPr>
-          <w:p>
-            <w:r>
-              <w:t>base = T</w:t>
-            </w:r>
-          </w:p>
-        </w:tc>
-        <w:tc>
-          <w:tcPr>
-            <w:tcW w:type="dxa" w:w="2160"/>
+            <w:tcW w:type="dxa" w:w="2880"/>
           </w:tcPr>
           <w:p>
             <w:r>
@@ -181,7 +140,7 @@
         </w:tc>
         <w:tc>
           <w:tcPr>
-            <w:tcW w:type="dxa" w:w="2160"/>
+            <w:tcW w:type="dxa" w:w="2880"/>
           </w:tcPr>
           <w:p>
             <w:r>
@@ -193,7 +152,7 @@
       <w:tr>
         <w:tc>
           <w:tcPr>
-            <w:tcW w:type="dxa" w:w="2160"/>
+            <w:tcW w:type="dxa" w:w="2880"/>
           </w:tcPr>
           <w:p>
             <w:r>
@@ -203,17 +162,7 @@
         </w:tc>
         <w:tc>
           <w:tcPr>
-            <w:tcW w:type="dxa" w:w="2160"/>
-          </w:tcPr>
-          <w:p>
-            <w:r>
-              <w:t>base != T (abort)</w:t>
-            </w:r>
-          </w:p>
-        </w:tc>
-        <w:tc>
-          <w:tcPr>
-            <w:tcW w:type="dxa" w:w="2160"/>
+            <w:tcW w:type="dxa" w:w="2880"/>
           </w:tcPr>
           <w:p>
             <w:r>
@@ -223,7 +172,7 @@
         </w:tc>
         <w:tc>
           <w:tcPr>
-            <w:tcW w:type="dxa" w:w="2160"/>
+            <w:tcW w:type="dxa" w:w="2880"/>
           </w:tcPr>
           <w:p>
             <w:r>
@@ -235,7 +184,7 @@
       <w:tr>
         <w:tc>
           <w:tcPr>
-            <w:tcW w:type="dxa" w:w="2160"/>
+            <w:tcW w:type="dxa" w:w="2880"/>
           </w:tcPr>
           <w:p>
             <w:r>
@@ -245,17 +194,7 @@
         </w:tc>
         <w:tc>
           <w:tcPr>
-            <w:tcW w:type="dxa" w:w="2160"/>
-          </w:tcPr>
-          <w:p>
-            <w:r>
-              <w:t>base = G</w:t>
-            </w:r>
-          </w:p>
-        </w:tc>
-        <w:tc>
-          <w:tcPr>
-            <w:tcW w:type="dxa" w:w="2160"/>
+            <w:tcW w:type="dxa" w:w="2880"/>
           </w:tcPr>
           <w:p>
             <w:r>
@@ -265,7 +204,7 @@
         </w:tc>
         <w:tc>
           <w:tcPr>
-            <w:tcW w:type="dxa" w:w="2160"/>
+            <w:tcW w:type="dxa" w:w="2880"/>
           </w:tcPr>
           <w:p>
             <w:r>
@@ -277,7 +216,7 @@
       <w:tr>
         <w:tc>
           <w:tcPr>
-            <w:tcW w:type="dxa" w:w="2160"/>
+            <w:tcW w:type="dxa" w:w="2880"/>
           </w:tcPr>
           <w:p>
             <w:r>
@@ -287,17 +226,7 @@
         </w:tc>
         <w:tc>
           <w:tcPr>
-            <w:tcW w:type="dxa" w:w="2160"/>
-          </w:tcPr>
-          <w:p>
-            <w:r>
-              <w:t>base != G (abort)</w:t>
-            </w:r>
-          </w:p>
-        </w:tc>
-        <w:tc>
-          <w:tcPr>
-            <w:tcW w:type="dxa" w:w="2160"/>
+            <w:tcW w:type="dxa" w:w="2880"/>
           </w:tcPr>
           <w:p>
             <w:r>
@@ -307,7 +236,7 @@
         </w:tc>
         <w:tc>
           <w:tcPr>
-            <w:tcW w:type="dxa" w:w="2160"/>
+            <w:tcW w:type="dxa" w:w="2880"/>
           </w:tcPr>
           <w:p>
             <w:r>
@@ -319,7 +248,7 @@
       <w:tr>
         <w:tc>
           <w:tcPr>
-            <w:tcW w:type="dxa" w:w="2160"/>
+            <w:tcW w:type="dxa" w:w="2880"/>
           </w:tcPr>
           <w:p>
             <w:r>
@@ -329,17 +258,7 @@
         </w:tc>
         <w:tc>
           <w:tcPr>
-            <w:tcW w:type="dxa" w:w="2160"/>
-          </w:tcPr>
-          <w:p>
-            <w:r>
-              <w:t>ATG matched</w:t>
-            </w:r>
-          </w:p>
-        </w:tc>
-        <w:tc>
-          <w:tcPr>
-            <w:tcW w:type="dxa" w:w="2160"/>
+            <w:tcW w:type="dxa" w:w="2880"/>
           </w:tcPr>
           <w:p>
             <w:r>
@@ -349,7 +268,7 @@
         </w:tc>
         <w:tc>
           <w:tcPr>
-            <w:tcW w:type="dxa" w:w="2160"/>
+            <w:tcW w:type="dxa" w:w="2880"/>
           </w:tcPr>
           <w:p>
             <w:r>
@@ -361,7 +280,7 @@
       <w:tr>
         <w:tc>
           <w:tcPr>
-            <w:tcW w:type="dxa" w:w="2160"/>
+            <w:tcW w:type="dxa" w:w="2880"/>
           </w:tcPr>
           <w:p>
             <w:r>
@@ -371,17 +290,7 @@
         </w:tc>
         <w:tc>
           <w:tcPr>
-            <w:tcW w:type="dxa" w:w="2160"/>
-          </w:tcPr>
-          <w:p>
-            <w:r>
-              <w:t>base = G</w:t>
-            </w:r>
-          </w:p>
-        </w:tc>
-        <w:tc>
-          <w:tcPr>
-            <w:tcW w:type="dxa" w:w="2160"/>
+            <w:tcW w:type="dxa" w:w="2880"/>
           </w:tcPr>
           <w:p>
             <w:r>
@@ -391,7 +300,7 @@
         </w:tc>
         <w:tc>
           <w:tcPr>
-            <w:tcW w:type="dxa" w:w="2160"/>
+            <w:tcW w:type="dxa" w:w="2880"/>
           </w:tcPr>
           <w:p>
             <w:r>
@@ -403,7 +312,7 @@
       <w:tr>
         <w:tc>
           <w:tcPr>
-            <w:tcW w:type="dxa" w:w="2160"/>
+            <w:tcW w:type="dxa" w:w="2880"/>
           </w:tcPr>
           <w:p>
             <w:r>
@@ -413,17 +322,7 @@
         </w:tc>
         <w:tc>
           <w:tcPr>
-            <w:tcW w:type="dxa" w:w="2160"/>
-          </w:tcPr>
-          <w:p>
-            <w:r>
-              <w:t>base = T</w:t>
-            </w:r>
-          </w:p>
-        </w:tc>
-        <w:tc>
-          <w:tcPr>
-            <w:tcW w:type="dxa" w:w="2160"/>
+            <w:tcW w:type="dxa" w:w="2880"/>
           </w:tcPr>
           <w:p>
             <w:r>
@@ -433,7 +332,7 @@
         </w:tc>
         <w:tc>
           <w:tcPr>
-            <w:tcW w:type="dxa" w:w="2160"/>
+            <w:tcW w:type="dxa" w:w="2880"/>
           </w:tcPr>
           <w:p>
             <w:r>
@@ -445,7 +344,7 @@
       <w:tr>
         <w:tc>
           <w:tcPr>
-            <w:tcW w:type="dxa" w:w="2160"/>
+            <w:tcW w:type="dxa" w:w="2880"/>
           </w:tcPr>
           <w:p>
             <w:r>
@@ -455,17 +354,7 @@
         </w:tc>
         <w:tc>
           <w:tcPr>
-            <w:tcW w:type="dxa" w:w="2160"/>
-          </w:tcPr>
-          <w:p>
-            <w:r>
-              <w:t>base != G and base != T</w:t>
-            </w:r>
-          </w:p>
-        </w:tc>
-        <w:tc>
-          <w:tcPr>
-            <w:tcW w:type="dxa" w:w="2160"/>
+            <w:tcW w:type="dxa" w:w="2880"/>
           </w:tcPr>
           <w:p>
             <w:r>
@@ -475,7 +364,7 @@
         </w:tc>
         <w:tc>
           <w:tcPr>
-            <w:tcW w:type="dxa" w:w="2160"/>
+            <w:tcW w:type="dxa" w:w="2880"/>
           </w:tcPr>
           <w:p>
             <w:r>
@@ -487,7 +376,7 @@
       <w:tr>
         <w:tc>
           <w:tcPr>
-            <w:tcW w:type="dxa" w:w="2160"/>
+            <w:tcW w:type="dxa" w:w="2880"/>
           </w:tcPr>
           <w:p>
             <w:r>
@@ -497,17 +386,7 @@
         </w:tc>
         <w:tc>
           <w:tcPr>
-            <w:tcW w:type="dxa" w:w="2160"/>
-          </w:tcPr>
-          <w:p>
-            <w:r>
-              <w:t>base = T</w:t>
-            </w:r>
-          </w:p>
-        </w:tc>
-        <w:tc>
-          <w:tcPr>
-            <w:tcW w:type="dxa" w:w="2160"/>
+            <w:tcW w:type="dxa" w:w="2880"/>
           </w:tcPr>
           <w:p>
             <w:r>
@@ -517,7 +396,7 @@
         </w:tc>
         <w:tc>
           <w:tcPr>
-            <w:tcW w:type="dxa" w:w="2160"/>
+            <w:tcW w:type="dxa" w:w="2880"/>
           </w:tcPr>
           <w:p>
             <w:r>
@@ -529,7 +408,7 @@
       <w:tr>
         <w:tc>
           <w:tcPr>
-            <w:tcW w:type="dxa" w:w="2160"/>
+            <w:tcW w:type="dxa" w:w="2880"/>
           </w:tcPr>
           <w:p>
             <w:r>
@@ -539,17 +418,7 @@
         </w:tc>
         <w:tc>
           <w:tcPr>
-            <w:tcW w:type="dxa" w:w="2160"/>
-          </w:tcPr>
-          <w:p>
-            <w:r>
-              <w:t>base != T (abort)</w:t>
-            </w:r>
-          </w:p>
-        </w:tc>
-        <w:tc>
-          <w:tcPr>
-            <w:tcW w:type="dxa" w:w="2160"/>
+            <w:tcW w:type="dxa" w:w="2880"/>
           </w:tcPr>
           <w:p>
             <w:r>
@@ -559,7 +428,7 @@
         </w:tc>
         <w:tc>
           <w:tcPr>
-            <w:tcW w:type="dxa" w:w="2160"/>
+            <w:tcW w:type="dxa" w:w="2880"/>
           </w:tcPr>
           <w:p>
             <w:r>
@@ -571,7 +440,7 @@
       <w:tr>
         <w:tc>
           <w:tcPr>
-            <w:tcW w:type="dxa" w:w="2160"/>
+            <w:tcW w:type="dxa" w:w="2880"/>
           </w:tcPr>
           <w:p>
             <w:r>
@@ -581,17 +450,7 @@
         </w:tc>
         <w:tc>
           <w:tcPr>
-            <w:tcW w:type="dxa" w:w="2160"/>
-          </w:tcPr>
-          <w:p>
-            <w:r>
-              <w:t>base = A</w:t>
-            </w:r>
-          </w:p>
-        </w:tc>
-        <w:tc>
-          <w:tcPr>
-            <w:tcW w:type="dxa" w:w="2160"/>
+            <w:tcW w:type="dxa" w:w="2880"/>
           </w:tcPr>
           <w:p>
             <w:r>
@@ -601,7 +460,7 @@
         </w:tc>
         <w:tc>
           <w:tcPr>
-            <w:tcW w:type="dxa" w:w="2160"/>
+            <w:tcW w:type="dxa" w:w="2880"/>
           </w:tcPr>
           <w:p>
             <w:r>
@@ -613,7 +472,7 @@
       <w:tr>
         <w:tc>
           <w:tcPr>
-            <w:tcW w:type="dxa" w:w="2160"/>
+            <w:tcW w:type="dxa" w:w="2880"/>
           </w:tcPr>
           <w:p>
             <w:r>
@@ -623,17 +482,7 @@
         </w:tc>
         <w:tc>
           <w:tcPr>
-            <w:tcW w:type="dxa" w:w="2160"/>
-          </w:tcPr>
-          <w:p>
-            <w:r>
-              <w:t>base != A (abort)</w:t>
-            </w:r>
-          </w:p>
-        </w:tc>
-        <w:tc>
-          <w:tcPr>
-            <w:tcW w:type="dxa" w:w="2160"/>
+            <w:tcW w:type="dxa" w:w="2880"/>
           </w:tcPr>
           <w:p>
             <w:r>
@@ -643,7 +492,7 @@
         </w:tc>
         <w:tc>
           <w:tcPr>
-            <w:tcW w:type="dxa" w:w="2160"/>
+            <w:tcW w:type="dxa" w:w="2880"/>
           </w:tcPr>
           <w:p>
             <w:r>
@@ -655,7 +504,7 @@
       <w:tr>
         <w:tc>
           <w:tcPr>
-            <w:tcW w:type="dxa" w:w="2160"/>
+            <w:tcW w:type="dxa" w:w="2880"/>
           </w:tcPr>
           <w:p>
             <w:r>
@@ -665,17 +514,7 @@
         </w:tc>
         <w:tc>
           <w:tcPr>
-            <w:tcW w:type="dxa" w:w="2160"/>
-          </w:tcPr>
-          <w:p>
-            <w:r>
-              <w:t>GTA matched</w:t>
-            </w:r>
-          </w:p>
-        </w:tc>
-        <w:tc>
-          <w:tcPr>
-            <w:tcW w:type="dxa" w:w="2160"/>
+            <w:tcW w:type="dxa" w:w="2880"/>
           </w:tcPr>
           <w:p>
             <w:r>
@@ -685,7 +524,7 @@
         </w:tc>
         <w:tc>
           <w:tcPr>
-            <w:tcW w:type="dxa" w:w="2160"/>
+            <w:tcW w:type="dxa" w:w="2880"/>
           </w:tcPr>
           <w:p>
             <w:r>
@@ -697,7 +536,7 @@
       <w:tr>
         <w:tc>
           <w:tcPr>
-            <w:tcW w:type="dxa" w:w="2160"/>
+            <w:tcW w:type="dxa" w:w="2880"/>
           </w:tcPr>
           <w:p>
             <w:r>
@@ -707,17 +546,7 @@
         </w:tc>
         <w:tc>
           <w:tcPr>
-            <w:tcW w:type="dxa" w:w="2160"/>
-          </w:tcPr>
-          <w:p>
-            <w:r>
-              <w:t>base = C</w:t>
-            </w:r>
-          </w:p>
-        </w:tc>
-        <w:tc>
-          <w:tcPr>
-            <w:tcW w:type="dxa" w:w="2160"/>
+            <w:tcW w:type="dxa" w:w="2880"/>
           </w:tcPr>
           <w:p>
             <w:r>
@@ -727,7 +556,7 @@
         </w:tc>
         <w:tc>
           <w:tcPr>
-            <w:tcW w:type="dxa" w:w="2160"/>
+            <w:tcW w:type="dxa" w:w="2880"/>
           </w:tcPr>
           <w:p>
             <w:r>
@@ -739,7 +568,7 @@
       <w:tr>
         <w:tc>
           <w:tcPr>
-            <w:tcW w:type="dxa" w:w="2160"/>
+            <w:tcW w:type="dxa" w:w="2880"/>
           </w:tcPr>
           <w:p>
             <w:r>
@@ -749,17 +578,7 @@
         </w:tc>
         <w:tc>
           <w:tcPr>
-            <w:tcW w:type="dxa" w:w="2160"/>
-          </w:tcPr>
-          <w:p>
-            <w:r>
-              <w:t>base != C</w:t>
-            </w:r>
-          </w:p>
-        </w:tc>
-        <w:tc>
-          <w:tcPr>
-            <w:tcW w:type="dxa" w:w="2160"/>
+            <w:tcW w:type="dxa" w:w="2880"/>
           </w:tcPr>
           <w:p>
             <w:r>
@@ -769,7 +588,7 @@
         </w:tc>
         <w:tc>
           <w:tcPr>
-            <w:tcW w:type="dxa" w:w="2160"/>
+            <w:tcW w:type="dxa" w:w="2880"/>
           </w:tcPr>
           <w:p>
             <w:r>
@@ -781,7 +600,7 @@
       <w:tr>
         <w:tc>
           <w:tcPr>
-            <w:tcW w:type="dxa" w:w="2160"/>
+            <w:tcW w:type="dxa" w:w="2880"/>
           </w:tcPr>
           <w:p>
             <w:r>
@@ -791,17 +610,7 @@
         </w:tc>
         <w:tc>
           <w:tcPr>
-            <w:tcW w:type="dxa" w:w="2160"/>
-          </w:tcPr>
-          <w:p>
-            <w:r>
-              <w:t>base = A</w:t>
-            </w:r>
-          </w:p>
-        </w:tc>
-        <w:tc>
-          <w:tcPr>
-            <w:tcW w:type="dxa" w:w="2160"/>
+            <w:tcW w:type="dxa" w:w="2880"/>
           </w:tcPr>
           <w:p>
             <w:r>
@@ -811,7 +620,7 @@
         </w:tc>
         <w:tc>
           <w:tcPr>
-            <w:tcW w:type="dxa" w:w="2160"/>
+            <w:tcW w:type="dxa" w:w="2880"/>
           </w:tcPr>
           <w:p>
             <w:r>
@@ -823,7 +632,7 @@
       <w:tr>
         <w:tc>
           <w:tcPr>
-            <w:tcW w:type="dxa" w:w="2160"/>
+            <w:tcW w:type="dxa" w:w="2880"/>
           </w:tcPr>
           <w:p>
             <w:r>
@@ -833,17 +642,7 @@
         </w:tc>
         <w:tc>
           <w:tcPr>
-            <w:tcW w:type="dxa" w:w="2160"/>
-          </w:tcPr>
-          <w:p>
-            <w:r>
-              <w:t>base != A (abort)</w:t>
-            </w:r>
-          </w:p>
-        </w:tc>
-        <w:tc>
-          <w:tcPr>
-            <w:tcW w:type="dxa" w:w="2160"/>
+            <w:tcW w:type="dxa" w:w="2880"/>
           </w:tcPr>
           <w:p>
             <w:r>
@@ -853,7 +652,7 @@
         </w:tc>
         <w:tc>
           <w:tcPr>
-            <w:tcW w:type="dxa" w:w="2160"/>
+            <w:tcW w:type="dxa" w:w="2880"/>
           </w:tcPr>
           <w:p>
             <w:r>
@@ -865,7 +664,7 @@
       <w:tr>
         <w:tc>
           <w:tcPr>
-            <w:tcW w:type="dxa" w:w="2160"/>
+            <w:tcW w:type="dxa" w:w="2880"/>
           </w:tcPr>
           <w:p>
             <w:r>
@@ -875,17 +674,7 @@
         </w:tc>
         <w:tc>
           <w:tcPr>
-            <w:tcW w:type="dxa" w:w="2160"/>
-          </w:tcPr>
-          <w:p>
-            <w:r>
-              <w:t>base = G</w:t>
-            </w:r>
-          </w:p>
-        </w:tc>
-        <w:tc>
-          <w:tcPr>
-            <w:tcW w:type="dxa" w:w="2160"/>
+            <w:tcW w:type="dxa" w:w="2880"/>
           </w:tcPr>
           <w:p>
             <w:r>
@@ -895,7 +684,7 @@
         </w:tc>
         <w:tc>
           <w:tcPr>
-            <w:tcW w:type="dxa" w:w="2160"/>
+            <w:tcW w:type="dxa" w:w="2880"/>
           </w:tcPr>
           <w:p>
             <w:r>
@@ -907,7 +696,7 @@
       <w:tr>
         <w:tc>
           <w:tcPr>
-            <w:tcW w:type="dxa" w:w="2160"/>
+            <w:tcW w:type="dxa" w:w="2880"/>
           </w:tcPr>
           <w:p>
             <w:r>
@@ -917,17 +706,7 @@
         </w:tc>
         <w:tc>
           <w:tcPr>
-            <w:tcW w:type="dxa" w:w="2160"/>
-          </w:tcPr>
-          <w:p>
-            <w:r>
-              <w:t>base != G (abort)</w:t>
-            </w:r>
-          </w:p>
-        </w:tc>
-        <w:tc>
-          <w:tcPr>
-            <w:tcW w:type="dxa" w:w="2160"/>
+            <w:tcW w:type="dxa" w:w="2880"/>
           </w:tcPr>
           <w:p>
             <w:r>
@@ -937,7 +716,7 @@
         </w:tc>
         <w:tc>
           <w:tcPr>
-            <w:tcW w:type="dxa" w:w="2160"/>
+            <w:tcW w:type="dxa" w:w="2880"/>
           </w:tcPr>
           <w:p>
             <w:r>
@@ -949,7 +728,7 @@
       <w:tr>
         <w:tc>
           <w:tcPr>
-            <w:tcW w:type="dxa" w:w="2160"/>
+            <w:tcW w:type="dxa" w:w="2880"/>
           </w:tcPr>
           <w:p>
             <w:r>
@@ -959,17 +738,7 @@
         </w:tc>
         <w:tc>
           <w:tcPr>
-            <w:tcW w:type="dxa" w:w="2160"/>
-          </w:tcPr>
-          <w:p>
-            <w:r>
-              <w:t>CAG matched</w:t>
-            </w:r>
-          </w:p>
-        </w:tc>
-        <w:tc>
-          <w:tcPr>
-            <w:tcW w:type="dxa" w:w="2160"/>
+            <w:tcW w:type="dxa" w:w="2880"/>
           </w:tcPr>
           <w:p>
             <w:r>
@@ -979,7 +748,7 @@
         </w:tc>
         <w:tc>
           <w:tcPr>
-            <w:tcW w:type="dxa" w:w="2160"/>
+            <w:tcW w:type="dxa" w:w="2880"/>
           </w:tcPr>
           <w:p>
             <w:r>
@@ -991,7 +760,7 @@
       <w:tr>
         <w:tc>
           <w:tcPr>
-            <w:tcW w:type="dxa" w:w="2160"/>
+            <w:tcW w:type="dxa" w:w="2880"/>
           </w:tcPr>
           <w:p>
             <w:r>
@@ -1001,17 +770,7 @@
         </w:tc>
         <w:tc>
           <w:tcPr>
-            <w:tcW w:type="dxa" w:w="2160"/>
-          </w:tcPr>
-          <w:p>
-            <w:r>
-              <w:t>base = A or G</w:t>
-            </w:r>
-          </w:p>
-        </w:tc>
-        <w:tc>
-          <w:tcPr>
-            <w:tcW w:type="dxa" w:w="2160"/>
+            <w:tcW w:type="dxa" w:w="2880"/>
           </w:tcPr>
           <w:p>
             <w:r>
@@ -1021,7 +780,7 @@
         </w:tc>
         <w:tc>
           <w:tcPr>
-            <w:tcW w:type="dxa" w:w="2160"/>
+            <w:tcW w:type="dxa" w:w="2880"/>
           </w:tcPr>
           <w:p>
             <w:r>
@@ -1033,7 +792,7 @@
       <w:tr>
         <w:tc>
           <w:tcPr>
-            <w:tcW w:type="dxa" w:w="2160"/>
+            <w:tcW w:type="dxa" w:w="2880"/>
           </w:tcPr>
           <w:p>
             <w:r>
@@ -1043,17 +802,7 @@
         </w:tc>
         <w:tc>
           <w:tcPr>
-            <w:tcW w:type="dxa" w:w="2160"/>
-          </w:tcPr>
-          <w:p>
-            <w:r>
-              <w:t>base != A and base != G (abort)</w:t>
-            </w:r>
-          </w:p>
-        </w:tc>
-        <w:tc>
-          <w:tcPr>
-            <w:tcW w:type="dxa" w:w="2160"/>
+            <w:tcW w:type="dxa" w:w="2880"/>
           </w:tcPr>
           <w:p>
             <w:r>
@@ -1063,7 +812,7 @@
         </w:tc>
         <w:tc>
           <w:tcPr>
-            <w:tcW w:type="dxa" w:w="2160"/>
+            <w:tcW w:type="dxa" w:w="2880"/>
           </w:tcPr>
           <w:p>
             <w:r>
@@ -1075,7 +824,7 @@
       <w:tr>
         <w:tc>
           <w:tcPr>
-            <w:tcW w:type="dxa" w:w="2160"/>
+            <w:tcW w:type="dxa" w:w="2880"/>
           </w:tcPr>
           <w:p>
             <w:r>
@@ -1085,17 +834,7 @@
         </w:tc>
         <w:tc>
           <w:tcPr>
-            <w:tcW w:type="dxa" w:w="2160"/>
-          </w:tcPr>
-          <w:p>
-            <w:r>
-              <w:t>3rd base completes TAA/TAG/TGA</w:t>
-            </w:r>
-          </w:p>
-        </w:tc>
-        <w:tc>
-          <w:tcPr>
-            <w:tcW w:type="dxa" w:w="2160"/>
+            <w:tcW w:type="dxa" w:w="2880"/>
           </w:tcPr>
           <w:p>
             <w:r>
@@ -1105,7 +844,7 @@
         </w:tc>
         <w:tc>
           <w:tcPr>
-            <w:tcW w:type="dxa" w:w="2160"/>
+            <w:tcW w:type="dxa" w:w="2880"/>
           </w:tcPr>
           <w:p>
             <w:r>
@@ -1117,7 +856,7 @@
       <w:tr>
         <w:tc>
           <w:tcPr>
-            <w:tcW w:type="dxa" w:w="2160"/>
+            <w:tcW w:type="dxa" w:w="2880"/>
           </w:tcPr>
           <w:p>
             <w:r>
@@ -1127,17 +866,7 @@
         </w:tc>
         <w:tc>
           <w:tcPr>
-            <w:tcW w:type="dxa" w:w="2160"/>
-          </w:tcPr>
-          <w:p>
-            <w:r>
-              <w:t>3rd base does not complete a stop codon (abort)</w:t>
-            </w:r>
-          </w:p>
-        </w:tc>
-        <w:tc>
-          <w:tcPr>
-            <w:tcW w:type="dxa" w:w="2160"/>
+            <w:tcW w:type="dxa" w:w="2880"/>
           </w:tcPr>
           <w:p>
             <w:r>
@@ -1147,7 +876,7 @@
         </w:tc>
         <w:tc>
           <w:tcPr>
-            <w:tcW w:type="dxa" w:w="2160"/>
+            <w:tcW w:type="dxa" w:w="2880"/>
           </w:tcPr>
           <w:p>
             <w:r>
@@ -1159,7 +888,7 @@
       <w:tr>
         <w:tc>
           <w:tcPr>
-            <w:tcW w:type="dxa" w:w="2160"/>
+            <w:tcW w:type="dxa" w:w="2880"/>
           </w:tcPr>
           <w:p>
             <w:r>
@@ -1169,17 +898,7 @@
         </w:tc>
         <w:tc>
           <w:tcPr>
-            <w:tcW w:type="dxa" w:w="2160"/>
-          </w:tcPr>
-          <w:p>
-            <w:r>
-              <w:t>Stop codon matched (TAA/TAG/TGA)</w:t>
-            </w:r>
-          </w:p>
-        </w:tc>
-        <w:tc>
-          <w:tcPr>
-            <w:tcW w:type="dxa" w:w="2160"/>
+            <w:tcW w:type="dxa" w:w="2880"/>
           </w:tcPr>
           <w:p>
             <w:r>
@@ -1189,7 +908,7 @@
         </w:tc>
         <w:tc>
           <w:tcPr>
-            <w:tcW w:type="dxa" w:w="2160"/>
+            <w:tcW w:type="dxa" w:w="2880"/>
           </w:tcPr>
           <w:p>
             <w:r>
